--- a/중국어_대화문/3부_docx/3부_08화_신야오의_결론.docx
+++ b/중국어_대화문/3부_docx/3부_08화_신야오의_결론.docx
@@ -18,7 +18,7 @@
         <w:t>등장인물:</w:t>
       </w:r>
       <w:r>
-        <w:t xml:space="preserve"> 쑤민 苏敏(30세, 明灯法律援助中心 변호사) / 선즈위안 沈知远(29세, 같은 센터 변호사) / 리위퉁 李雨彤(22세, 北原政法学院 졸업반, 센터 자원활동가) / 메이뤄란 梅若兰(60대 후반, 退休 律师协会 서기, 센터 고문) / 두젠핑 杜建平(44세, 槐荫派出所 社区民警) / 예란 叶澜(32세, 『北原周刊』 탐사기자) / 커팅웨 柯庭岳(52세, 长川市委政法委书记) / 뤄 비서 罗秘书(柯庭岳의 비서) / 판리췬 范立群(市安监局 事故调查组 办公室主任) / 첸푸라이 钱福来(58세, 新曜 维修班 노기사) / 왕슈잉 王秀英(新曜 사고 유족) / 쑨더왕 孙德旺(新曜 사고 유족) / 류팅 刘婷(21세, 北原大学 化学系, 센터 자원활동가) / 옌하이성 严海生(65세, 龙潭 柳坪乡 이주민 대표, 严老汉; 전화) / 허리청 贺立诚(54세, 省水利厅 副厅长; 전화)</w:t>
+        <w:t xml:space="preserve"> 쑤민 苏敏(30세, 明灯法律援助中心 변호사) / 선즈위안 沈知远(29세, 같은 센터 변호사) / 리위퉁 李雨彤(22세, 北原政法学院 졸업반, 센터 자원활동가) / 메이뤄란 梅若兰(60대 후반, 퇴직한 律师协会 서기, 센터 고문) / 두젠핑 杜建平(44세, 槐荫派出所 社区民警) / 예란 叶澜(32세, 『北原周刊』 탐사기자) / 커팅웨 柯庭岳(52세, 长川市委政法委书记) / 뤄 비서 罗秘书(柯庭岳의 비서) / 판리췬 范立群(市安监局 事故调查组 办公室主任) / 첸푸라이 钱福来(58세, 新曜 维修班 노기사) / 왕슈잉 王秀英(新曜 사고 유족) / 쑨더왕 孙德旺(新曜 사고 유족) / 류팅 刘婷(21세, 北原大学 化学系, 센터 자원활동가) / 옌하이성 严海生(65세, 龙潭 柳坪乡 이주민 대표, 严老汉; 전화) / 허리청 贺立诚(54세, 省水利厅 副厅长; 전화)</w:t>
       </w:r>
     </w:p>
     <w:p>
@@ -212,7 +212,7 @@
         <w:t>李雨彤:</w:t>
       </w:r>
       <w:r>
-        <w:t xml:space="preserve"> 新曜的！(声音发抖) 就是……您们去年十二月递的那份，重新调查的结论！</w:t>
+        <w:t xml:space="preserve"> 新曜的！(声音发抖) 就是……你们去年十二月递的那份，重新调查的结论！</w:t>
       </w:r>
     </w:p>
     <w:p>
@@ -831,7 +831,7 @@
         <w:t>苏敏:</w:t>
       </w:r>
       <w:r>
-        <w:t xml:space="preserve"> (点头) 梅老师，我们昨晚也想到了。五月底那夜之后，原件已经分了三份。</w:t>
+        <w:t xml:space="preserve"> (点头) 梅姨，我们昨晚也想到了。五月底那夜之后，原件已经分了三份。</w:t>
       </w:r>
     </w:p>
     <w:p>
@@ -850,7 +850,7 @@
         <w:pStyle w:val="Heading2"/>
       </w:pPr>
       <w:r>
-        <w:t>장면 5 — 6월 3일(금) 傍晚 6시, 센터 — 第二次拜访</w:t>
+        <w:t>장면 5 — 6월 3일(금) 저녁 6시, 센터 — 두 번째 방문</w:t>
       </w:r>
     </w:p>
     <w:p>
@@ -1114,7 +1114,7 @@
         <w:pStyle w:val="Heading2"/>
       </w:pPr>
       <w:r>
-        <w:t>장면 6 — 같은 날 저녁 7시半, 센터 — 君子和而不同</w:t>
+        <w:t>장면 6 — 같은 날 저녁 7시 30분, 센터 — 군자화이부동</w:t>
       </w:r>
     </w:p>
     <w:p>
@@ -1324,7 +1324,7 @@
         <w:pStyle w:val="Heading2"/>
       </w:pPr>
       <w:r>
-        <w:t>장면 7 — 6월 4일(토) 오전, 센터 座机 — 严老汉</w:t>
+        <w:t>장면 7 — 6월 4일(토) 오전, 센터 전화 — 严老汉</w:t>
       </w:r>
     </w:p>
     <w:p>
@@ -1466,7 +1466,7 @@
         <w:t>严老汉:</w:t>
       </w:r>
       <w:r>
-        <w:t xml:space="preserve"> 我说，我这辈子，修了四十年船，什么水我没见过。水涨起来，是不管你斗不斗得过的。可是水退下去，总要有人，把地上的东西，一件一件捡起来，一件一件看。</w:t>
+        <w:t xml:space="preserve"> 我说，我这辈子，打了四十年鱼，什么水我没见过。水涨起来，是不管你斗不斗得过的。可是水退下去，总要有人，把地上的东西，一件一件捡起来，一件一件看。</w:t>
       </w:r>
     </w:p>
     <w:p>
@@ -1670,7 +1670,7 @@
         <w:t>李雨彤:</w:t>
       </w:r>
       <w:r>
-        <w:t xml:space="preserve"> 我爸，在老家的亲戚那儿，听说我们这儿，有人半夜来过。他说，你毕业就回来，考编制，我们托人给你找。我妈说，丫头，别拿主意拿到天上去。</w:t>
+        <w:t xml:space="preserve"> 我爸，在老家的亲戚那儿，听说我们这儿，有人半夜来过。他说，你毕业就回来，考编制，我们托人给你找。我妈说，丫头，大事别自己一个人拿主意。</w:t>
       </w:r>
     </w:p>
     <w:p>
@@ -1799,7 +1799,7 @@
         <w:pStyle w:val="Heading2"/>
       </w:pPr>
       <w:r>
-        <w:t>장면 9 — 6월 5일(일) 밤 10시, 센터 — 座机</w:t>
+        <w:t>장면 9 — 6월 5일(일) 밤 10시, 센터 — 걸려 온 전화</w:t>
       </w:r>
     </w:p>
     <w:p>
@@ -2103,7 +2103,7 @@
     </w:p>
     <w:p>
       <w:r>
-        <w:t>«把话说开» — 한국어 해설: "터놓고 이야기하다". 속에 담아 둔 오해나 불편함을 숨기지 않고 꺼내서 푸는 것(说开 = 말해서 풀리게 하다). 沈知远이 苏敏에게, 전날 밤의 '그만둘까' 이후의 어색한 아침에, 장면 1.</w:t>
+        <w:t>«把话说开» — 한국어 해설: "터놓고 이야기하다". 속에 담아 둔 오해나 불편함을 숨기지 않고 꺼내서 푸는 것(说开 = 말해서 풀리게 하다). 沈知远이 苏敏에게, '그만둘까'가 오간 뒤의 어색한 아침에 건네는 말. 장면 1.</w:t>
       </w:r>
     </w:p>
     <w:p>

--- a/중국어_대화문/3부_docx/3부_08화_신야오의_결론.docx
+++ b/중국어_대화문/3부_docx/3부_08화_신야오의_결론.docx
@@ -831,7 +831,7 @@
         <w:t>苏敏:</w:t>
       </w:r>
       <w:r>
-        <w:t xml:space="preserve"> (点头) 梅姨，我们昨晚也想到了。五月底那夜之后，原件已经分了三份。</w:t>
+        <w:t xml:space="preserve"> (点头) 梅姨，您五月底就说过。那夜之后，原件已经分了三份：公证处一份，您那儿一份，知远他爸那儿一份。</w:t>
       </w:r>
     </w:p>
     <w:p>
@@ -1329,7 +1329,7 @@
     </w:p>
     <w:p>
       <w:r>
-        <w:t>(上午九点。座机响了。李雨彤接起来，听了两句，立刻捂住话筒，朝里间喊。)</w:t>
+        <w:t>(上午九点。严老汉五月三十一日一早坐头班车回了柳坪乡，这是他回去之后头一次来电话。座机响了。李雨彤接起来，听了两句，立刻捂住话筒，朝里间喊。)</w:t>
       </w:r>
     </w:p>
     <w:p>
@@ -1466,7 +1466,7 @@
         <w:t>严老汉:</w:t>
       </w:r>
       <w:r>
-        <w:t xml:space="preserve"> 我说，我这辈子，打了四十年鱼，什么水我没见过。水涨起来，是不管你斗不斗得过的。可是水退下去，总要有人，把地上的东西，一件一件捡起来，一件一件看。</w:t>
+        <w:t xml:space="preserve"> 我说，我这辈子，跟水打了四十年交道，什么水我没见过。水涨起来，是不管你斗不斗得过的。可是水退下去，总要有人，把地上的东西，一件一件捡起来，一件一件看。</w:t>
       </w:r>
     </w:p>
     <w:p>
@@ -1670,7 +1670,7 @@
         <w:t>李雨彤:</w:t>
       </w:r>
       <w:r>
-        <w:t xml:space="preserve"> 我爸，在老家的亲戚那儿，听说我们这儿，有人半夜来过。他说，你毕业就回来，考编制，我们托人给你找。我妈说，丫头，大事别自己一个人拿主意。</w:t>
+        <w:t xml:space="preserve"> 我爸自从来这儿看过那只桶，就一直放不下心。他说，你毕业就回来，考编制，我们托人给你找。我妈说，丫头，大事别自己一个人拿主意。</w:t>
       </w:r>
     </w:p>
     <w:p>
